--- a/livrables/lecons/appli-ia/2026-08-02_lecon-appli-ia_01_cadrage-specification.docx
+++ b/livrables/lecons/appli-ia/2026-08-02_lecon-appli-ia_01_cadrage-specification.docx
@@ -1421,6 +1421,17 @@
         </w:rPr>
         <w:t xml:space="preserve"> », plus récente mais moins stable, est la v26.5.1). Une version LTS est celle recommandée pour un projet que l'on veut faire durer — c'est celle que nous utiliserons.</w:t>
       </w:r>
+      <w:r>
+        <w:rPr>
+          <w:rFonts w:ascii="Times New Roman" w:cs="Times New Roman" w:eastAsia="Times New Roman" w:hAnsi="Times New Roman"/>
+          <w:i/>
+          <w:iCs/>
+          <w:color w:val="6B7280"/>
+          <w:sz w:val="20"/>
+          <w:szCs w:val="20"/>
+        </w:rPr>
+        <w:t xml:space="preserve"> [Corrigé le 25/09/2026 : relevé vérifié, pas corrigé : il était exact au 02/08/2026 et il est daté. Revérifié le 25/09/2026 à la page des versions de Node.js, ajoutée aux Ressources : le LTS est passé à v24.21.0 et la Current à v26.10.0. La consigne « v24.x ou supérieure » tient donc toujours — et sur cette machine node --version rend v24.15.0 avec /usr/local/bin/node et v24.18.1 avec celui de nvm, deux installations distinctes.]</w:t>
+      </w:r>
     </w:p>
     <w:p>
       <w:pPr>
@@ -6062,7 +6073,7 @@
                 <w:szCs w:val="19"/>
                 <w:lang w:val="en-US"/>
               </w:rPr>
-              <w:t>Cannot find module '.../inventaire.js'</w:t>
+              <w:t xml:space="preserve">Error: Cannot find module '/…/appli-ia/scripts/inventaire.js'</w:t>
             </w:r>
           </w:p>
         </w:tc>
@@ -6102,6 +6113,17 @@
                 <w:szCs w:val="19"/>
               </w:rPr>
               <w:t xml:space="preserve"> et ls scripts/.</w:t>
+            </w:r>
+            <w:r>
+              <w:rPr>
+                <w:rFonts w:ascii="Times New Roman" w:cs="Times New Roman" w:eastAsia="Times New Roman" w:hAnsi="Times New Roman"/>
+                <w:i/>
+                <w:iCs/>
+                <w:color w:val="6B7280"/>
+                <w:sz w:val="20"/>
+                <w:szCs w:val="20"/>
+              </w:rPr>
+              <w:t xml:space="preserve"> [Corrigé le 25/09/2026 : le symptôme était écrit « Cannot find module '.../inventaire.js' ». Reproduit le 25/09/2026 : Node préfixe la ligne par « Error: » et imprime le chemin ABSOLU tel qu'il l'a résolu — c'est justement ce chemin qui montre depuis quel dossier tu as lancé. La cause donnée ici est exacte : pour le POINT D'ENTRÉE « node scripts/inventaire.js », le chemin se résout bien sur le répertoire courant (ce qui n'est PAS le cas d'un require('./x') à l'intérieur d'un fichier, résolu sur __dirname).]</w:t>
             </w:r>
           </w:p>
         </w:tc>
@@ -6354,7 +6376,7 @@
                 <w:sz w:val="19"/>
                 <w:szCs w:val="19"/>
               </w:rPr>
-              <w:t>token</w:t>
+              <w:t>end of input</w:t>
             </w:r>
             <w:proofErr w:type="spellEnd"/>
           </w:p>
@@ -6378,6 +6400,17 @@
                 <w:szCs w:val="19"/>
               </w:rPr>
               <w:t>Une accolade ou une parenthèse manque à la recopie. L'erreur indique la ligne : relis-la.</w:t>
+            </w:r>
+            <w:r>
+              <w:rPr>
+                <w:rFonts w:ascii="Times New Roman" w:cs="Times New Roman" w:eastAsia="Times New Roman" w:hAnsi="Times New Roman"/>
+                <w:i/>
+                <w:iCs/>
+                <w:color w:val="6B7280"/>
+                <w:sz w:val="20"/>
+                <w:szCs w:val="20"/>
+              </w:rPr>
+              <w:t xml:space="preserve"> [Corrigé le 25/09/2026 : le symptôme était écrit « SyntaxError: Unexpected token », et cette forme ne correspond pas à la cause donnée juste à côté. Reproduit le 25/09/2026, les deux cas : une accolade MANQUANTE donne « SyntaxError: Unexpected end of input » ; une accolade EN TROP donne « SyntaxError: Unexpected token '}' » — Node nomme toujours le jeton. Un « Unexpected token » sans jeton ne sort jamais.]</w:t>
             </w:r>
           </w:p>
         </w:tc>
@@ -6641,6 +6674,79 @@
           <w:szCs w:val="22"/>
         </w:rPr>
         <w:t xml:space="preserve"> v26.5.1, relevés ce jour</w:t>
+      </w:r>
+    </w:p>
+    <w:p>
+      <w:pPr>
+        <w:pStyle w:val="Paragraphedeliste"/>
+        <w:numPr>
+          <w:ilvl w:val="0"/>
+          <w:numId w:val="1"/>
+        </w:numPr>
+        <w:spacing w:after="80"/>
+      </w:pPr>
+      <w:hyperlink r:id="rIdPrevRel25092026" w:history="1">
+        <w:r>
+          <w:rPr>
+            <w:color w:val="1155CC"/>
+            <w:sz w:val="22"/>
+            <w:szCs w:val="22"/>
+            <w:u w:val="single"/>
+          </w:rPr>
+          <w:t xml:space="preserve">Node.js — Versions précédentes et calendrier LTS — LTS v24.21.0 · Current v26.10.0, relevés le 25/09/2026 lors de la relecture</w:t>
+        </w:r>
+        <w:proofErr w:type="spellStart"/>
+        <w:r>
+          <w:rPr>
+            <w:color w:val="1155CC"/>
+            <w:sz w:val="22"/>
+            <w:szCs w:val="22"/>
+            <w:u w:val="single"/>
+          </w:rPr>
+          <w:t>Current</w:t>
+        </w:r>
+        <w:proofErr w:type="spellEnd"/>
+        <w:r>
+          <w:rPr>
+            <w:color w:val="1155CC"/>
+            <w:sz w:val="22"/>
+            <w:szCs w:val="22"/>
+            <w:u w:val="single"/>
+          </w:rPr>
+          <w:t>)</w:t>
+        </w:r>
+      </w:hyperlink>
+      <w:r>
+        <w:rPr>
+          <w:i/>
+          <w:iCs/>
+          <w:color w:val="1F2937"/>
+          <w:sz w:val="22"/>
+          <w:szCs w:val="22"/>
+        </w:rPr>
+        <w:t xml:space="preserve"/>
+      </w:r>
+      <w:proofErr w:type="spellStart"/>
+      <w:r>
+        <w:rPr>
+          <w:i/>
+          <w:iCs/>
+          <w:color w:val="1F2937"/>
+          <w:sz w:val="22"/>
+          <w:szCs w:val="22"/>
+        </w:rPr>
+        <w:t>Current</w:t>
+      </w:r>
+      <w:proofErr w:type="spellEnd"/>
+      <w:r>
+        <w:rPr>
+          <w:i/>
+          <w:iCs/>
+          <w:color w:val="1F2937"/>
+          <w:sz w:val="22"/>
+          <w:szCs w:val="22"/>
+        </w:rPr>
+        <w:t xml:space="preserve"/>
       </w:r>
     </w:p>
     <w:p>
@@ -7335,6 +7441,72 @@
           <w:szCs w:val="22"/>
         </w:rPr>
         <w:t xml:space="preserve">Ce que cette leçon a apporté au parcours, et qui vaut mieux que la correction. L'encadré de transparence sur les trois chiffres — dire lesquels ont été vérifiés à la source, comment traiter les autres, et interdire de les reprendre tels quels dans un écrit professionnel — a été produit SPONTANÉMENT ici, alors qu'aucune consigne du prompt ne le demandait. C'est la meilleure formulation produite par ce parcours sur le régime des sources. Elle a été reprise MOT POUR MOT le 06/09/2026 comme modèle obligatoire dans le prompt, sous la règle 14. Une règle peut naître d'un geste juste autant que d'une faute : celle-ci vient d'une leçon qui a fait, seule, ce qu'on ne lui avait pas demandé.</w:t>
+      </w:r>
+    </w:p>
+    <w:p>
+      <w:pPr>
+        <w:spacing w:after="120" w:before="360" w:line="276"/>
+      </w:pPr>
+      <w:r>
+        <w:rPr>
+          <w:rFonts w:ascii="Times New Roman" w:cs="Times New Roman" w:eastAsia="Times New Roman" w:hAnsi="Times New Roman"/>
+          <w:b/>
+          <w:bCs/>
+          <w:color w:val="1F2937"/>
+          <w:sz w:val="22"/>
+          <w:szCs w:val="22"/>
+        </w:rPr>
+        <w:t xml:space="preserve">📝 Journal des corrections — 25 septembre 2026</w:t>
+      </w:r>
+    </w:p>
+    <w:p>
+      <w:pPr>
+        <w:spacing w:after="60" w:before="60" w:line="276"/>
+      </w:pPr>
+      <w:r>
+        <w:rPr>
+          <w:rFonts w:ascii="Times New Roman" w:cs="Times New Roman" w:eastAsia="Times New Roman" w:hAnsi="Times New Roman"/>
+          <w:b/>
+          <w:bCs/>
+          <w:color w:val="1F2937"/>
+          <w:sz w:val="22"/>
+          <w:szCs w:val="22"/>
+        </w:rPr>
+        <w:t xml:space="preserve">Deux messages du tableau des erreurs n'avaient pas été lancés.</w:t>
+      </w:r>
+      <w:r>
+        <w:rPr>
+          <w:rFonts w:ascii="Times New Roman" w:cs="Times New Roman" w:eastAsia="Times New Roman" w:hAnsi="Times New Roman"/>
+          <w:color w:val="1F2937"/>
+          <w:sz w:val="22"/>
+          <w:szCs w:val="22"/>
+        </w:rPr>
+        <w:t xml:space="preserve"> Publiés : « Cannot find module '.../inventaire.js' » et « SyntaxError: Unexpected token ». Reproduits le 25/09/2026 sur Node.js v24.15.0 : le premier sort avec le préfixe « Error: » et le chemin absolu complet ; le second n'existe pas sous cette forme — Node écrit « Unexpected end of input » quand une accolade manque (c'est la cause que la ligne donnait) et « Unexpected token '}' » quand il y en a une de trop. Les deux CAUSES étaient justes, y compris la plus subtile : un point d'entrée passé à node se résout sur le répertoire courant.</w:t>
+      </w:r>
+    </w:p>
+    <w:p>
+      <w:pPr>
+        <w:spacing w:after="60" w:before="60" w:line="276"/>
+      </w:pPr>
+      <w:r>
+        <w:rPr>
+          <w:rFonts w:ascii="Times New Roman" w:cs="Times New Roman" w:eastAsia="Times New Roman" w:hAnsi="Times New Roman"/>
+          <w:b/>
+          <w:bCs/>
+          <w:color w:val="1F2937"/>
+          <w:sz w:val="22"/>
+          <w:szCs w:val="22"/>
+        </w:rPr>
+        <w:t xml:space="preserve">Ce qui a été relu et n'a pas bougé.</w:t>
+      </w:r>
+      <w:r>
+        <w:rPr>
+          <w:rFonts w:ascii="Times New Roman" w:cs="Times New Roman" w:eastAsia="Times New Roman" w:hAnsi="Times New Roman"/>
+          <w:color w:val="1F2937"/>
+          <w:sz w:val="22"/>
+          <w:szCs w:val="22"/>
+        </w:rPr>
+        <w:t xml:space="preserve"> La référence arXiv, contrôlée le 06/09/2026, reste exacte de bout en bout ; la ligne « command not found: npm » et sa cause n'ont pas été touchées. Cette passe ne porte que sur les deux messages ci-dessus, relevés par le contrôle (g) de l'étape 5 bis, écrit le 25/09/2026 après la leçon n°09.</w:t>
       </w:r>
     </w:p>
     <w:sectPr>

--- a/livrables/lecons/appli-ia/2026-08-02_lecon-appli-ia_01_cadrage-specification.docx
+++ b/livrables/lecons/appli-ia/2026-08-02_lecon-appli-ia_01_cadrage-specification.docx
@@ -6213,6 +6213,17 @@
               </w:rPr>
               <w:t>.</w:t>
             </w:r>
+            <w:r>
+              <w:rPr>
+                <w:rFonts w:ascii="Times New Roman" w:cs="Times New Roman" w:eastAsia="Times New Roman" w:hAnsi="Times New Roman"/>
+                <w:i/>
+                <w:iCs/>
+                <w:color w:val="6B7280"/>
+                <w:sz w:val="20"/>
+                <w:szCs w:val="20"/>
+              </w:rPr>
+              <w:t xml:space="preserve"> [Vérifié le 25/09/2026 : la forme « N fichier(s) » est exacte — node scripts/inventaire.js imprime une ligne par catégorie, « lecons 307 fichier(s) 3629 Ko » ce jour. La cause donnée ici (RACINE mal pointée) reste la bonne.]</w:t>
+            </w:r>
           </w:p>
         </w:tc>
       </w:tr>
@@ -6241,7 +6252,7 @@
                 <w:sz w:val="19"/>
                 <w:szCs w:val="19"/>
               </w:rPr>
-              <w:t>command</w:t>
+              <w:t>zsh:1: command</w:t>
             </w:r>
             <w:proofErr w:type="gramEnd"/>
             <w:r>
@@ -6277,7 +6288,7 @@
                 <w:sz w:val="19"/>
                 <w:szCs w:val="19"/>
               </w:rPr>
-              <w:t>npm</w:t>
+              <w:t>npm   (bash : bash: npm: command not found)</w:t>
             </w:r>
             <w:proofErr w:type="spellEnd"/>
           </w:p>
@@ -6300,6 +6311,17 @@
                 <w:szCs w:val="19"/>
               </w:rPr>
               <w:t>Node.js n'est pas installé ou pas dans le PATH. Reprends l'étape 1.</w:t>
+            </w:r>
+            <w:r>
+              <w:rPr>
+                <w:rFonts w:ascii="Times New Roman" w:cs="Times New Roman" w:eastAsia="Times New Roman" w:hAnsi="Times New Roman"/>
+                <w:i/>
+                <w:iCs/>
+                <w:color w:val="6B7280"/>
+                <w:sz w:val="20"/>
+                <w:szCs w:val="20"/>
+              </w:rPr>
+              <w:t xml:space="preserve"> [Corrigé le 25/09/2026 : le symptôme était écrit « command not found: npm », sans préfixe. Les deux shells n'écrivent pas la même chose, et c'est exactement l'objet de la règle 9 de ce parcours : zsh rend « zsh:1: command not found: X », bash rend « bash: X: command not found » — même information, ordre des mots inversé. Reproduit dans les deux shells le 25/09/2026.]</w:t>
             </w:r>
           </w:p>
         </w:tc>
@@ -7507,6 +7529,72 @@
           <w:szCs w:val="22"/>
         </w:rPr>
         <w:t xml:space="preserve"> La référence arXiv, contrôlée le 06/09/2026, reste exacte de bout en bout ; la ligne « command not found: npm » et sa cause n'ont pas été touchées. Cette passe ne porte que sur les deux messages ci-dessus, relevés par le contrôle (g) de l'étape 5 bis, écrit le 25/09/2026 après la leçon n°09.</w:t>
+      </w:r>
+    </w:p>
+    <w:p>
+      <w:pPr>
+        <w:spacing w:after="120" w:before="360" w:line="276"/>
+      </w:pPr>
+      <w:r>
+        <w:rPr>
+          <w:rFonts w:ascii="Times New Roman" w:cs="Times New Roman" w:eastAsia="Times New Roman" w:hAnsi="Times New Roman"/>
+          <w:b/>
+          <w:bCs/>
+          <w:color w:val="1F2937"/>
+          <w:sz w:val="22"/>
+          <w:szCs w:val="22"/>
+        </w:rPr>
+        <w:t xml:space="preserve">📝 Journal des corrections — 25 septembre 2026</w:t>
+      </w:r>
+    </w:p>
+    <w:p>
+      <w:pPr>
+        <w:spacing w:after="60" w:before="60" w:line="276"/>
+      </w:pPr>
+      <w:r>
+        <w:rPr>
+          <w:rFonts w:ascii="Times New Roman" w:cs="Times New Roman" w:eastAsia="Times New Roman" w:hAnsi="Times New Roman"/>
+          <w:b/>
+          <w:bCs/>
+          <w:color w:val="1F2937"/>
+          <w:sz w:val="22"/>
+          <w:szCs w:val="22"/>
+        </w:rPr>
+        <w:t xml:space="preserve">Le message d'un shell porte le nom du shell, et les deux ne l'écrivent pas pareil.</w:t>
+      </w:r>
+      <w:r>
+        <w:rPr>
+          <w:rFonts w:ascii="Times New Roman" w:cs="Times New Roman" w:eastAsia="Times New Roman" w:hAnsi="Times New Roman"/>
+          <w:color w:val="1F2937"/>
+          <w:sz w:val="22"/>
+          <w:szCs w:val="22"/>
+        </w:rPr>
+        <w:t xml:space="preserve"> « command not found: npm » n'est pas une sortie : c'est la moitié d'une sortie zsh. Reproduit le 25/09/2026 dans les deux shells — zsh rend « zsh:1: command not found: npm », bash rend « bash: npm: command not found ». La règle 9 du parcours impose depuis le 11/09/2026 de préciser le shell quand une commande est donnée ; elle vaut aussi pour les messages qu'il renvoie.</w:t>
+      </w:r>
+    </w:p>
+    <w:p>
+      <w:pPr>
+        <w:spacing w:after="60" w:before="60" w:line="276"/>
+      </w:pPr>
+      <w:r>
+        <w:rPr>
+          <w:rFonts w:ascii="Times New Roman" w:cs="Times New Roman" w:eastAsia="Times New Roman" w:hAnsi="Times New Roman"/>
+          <w:b/>
+          <w:bCs/>
+          <w:color w:val="1F2937"/>
+          <w:sz w:val="22"/>
+          <w:szCs w:val="22"/>
+        </w:rPr>
+        <w:t xml:space="preserve">Ce qui a été vérifié dans le même tableau et n'a pas bougé.</w:t>
+      </w:r>
+      <w:r>
+        <w:rPr>
+          <w:rFonts w:ascii="Times New Roman" w:cs="Times New Roman" w:eastAsia="Times New Roman" w:hAnsi="Times New Roman"/>
+          <w:color w:val="1F2937"/>
+          <w:sz w:val="22"/>
+          <w:szCs w:val="22"/>
+        </w:rPr>
+        <w:t xml:space="preserve"> « 0 fichier(s) partout » est de la bonne forme : node scripts/inventaire.js imprime « lecons 307 fichier(s) 3629 Ko » (mesuré le 25/09/2026), donc « N fichier(s) » est bien ce que le script écrit, et la cause (RACINE mal pointée) est la bonne. Les deux autres lignes ont été corrigées le matin du 25/09/2026 — cette passe-ci reprend la troisième, que le motif de détection d'alors n'atteignait pas.</w:t>
       </w:r>
     </w:p>
     <w:sectPr>
